--- a/deliveries/2026-09-04/AutoBridge_Daily_2026-09-04/01_Vehicle_Pages/VEH_20260904_09_Dongfeng_TianlongKL.docx
+++ b/deliveries/2026-09-04/AutoBridge_Daily_2026-09-04/01_Vehicle_Pages/VEH_20260904_09_Dongfeng_TianlongKL.docx
@@ -113,7 +113,7 @@
         <w:t>Internal Link Suggestions</w:t>
       </w:r>
       <w:r>
-        <w:t>: /guides/vehicle-export-hs-code-classification/ ; /guides/chinese-vehicle-emission-fuel-compatibility/ ; /vehicles/jmc-shunda/</w:t>
+        <w:t>: /guides/vehicle-export-hs-code-classification/ ; /guides/emission-fuel-compatibility-china-vehicles/ ; /vehicles/jmc-shunda/</w:t>
       </w:r>
     </w:p>
     <w:p>
@@ -1490,10 +1490,10 @@
         <w:rPr>
           <w:b/>
         </w:rPr>
-        <w:t>Author / reviewer</w:t>
+        <w:t>Author</w:t>
       </w:r>
       <w:r>
-        <w:t>: [AutoBridge Export Sourcing Team](/authors/) · method per our [Editorial Policy](/editorial-policy/)</w:t>
+        <w:t>: AutoBridge Export Editorial Team · [Sourcing Team](/authors/) · method per our [Editorial Policy](/editorial-policy/)</w:t>
       </w:r>
     </w:p>
     <w:p>
@@ -1507,7 +1507,16 @@
         <w:t>Last reviewed</w:t>
       </w:r>
       <w:r>
-        <w:t>: 2026-09-04</w:t>
+        <w:t xml:space="preserve">: 2026-09-04 · </w:t>
+      </w:r>
+      <w:r>
+        <w:rPr>
+          <w:b/>
+        </w:rPr>
+        <w:t>Fact sheet version</w:t>
+      </w:r>
+      <w:r>
+        <w:t>: v1.1-2026-09-04</w:t>
       </w:r>
     </w:p>
     <w:p>
@@ -1536,6 +1545,20 @@
       </w:r>
       <w:r>
         <w:t>: Trade-database cross-check; power bases disambiguated; variant line-up separated</w:t>
+      </w:r>
+    </w:p>
+    <w:p>
+      <w:pPr>
+        <w:pStyle w:val="ListBullet"/>
+      </w:pPr>
+      <w:r>
+        <w:rPr>
+          <w:b/>
+        </w:rPr>
+        <w:t>Transparency</w:t>
+      </w:r>
+      <w:r>
+        <w:t>: AI_ASSISTED=true · HUMAN_REVIEWED=false · evidence.first_hand=false · PUBLISH_APPROVED=false</w:t>
       </w:r>
     </w:p>
     <w:p>

--- a/deliveries/2026-09-04/AutoBridge_Daily_2026-09-04/01_Vehicle_Pages/VEH_20260904_09_Dongfeng_TianlongKL.docx
+++ b/deliveries/2026-09-04/AutoBridge_Daily_2026-09-04/01_Vehicle_Pages/VEH_20260904_09_Dongfeng_TianlongKL.docx
@@ -4,7 +4,7 @@
   <w:body>
     <w:p>
       <w:pPr>
-        <w:pStyle w:val="Title"/>
+        <w:pStyle w:val="Heading1"/>
       </w:pPr>
       <w:r>
         <w:t>Dongfeng Tianlong KL (天龙KL) Heavy Tractor: Engine, Gearbox, Axle and GCW for Export</w:t>
@@ -12,7 +12,7 @@
     </w:p>
     <w:p>
       <w:pPr>
-        <w:pStyle w:val="Heading1"/>
+        <w:pStyle w:val="Heading2"/>
       </w:pPr>
       <w:r>
         <w:t>SEO Metadata</w:t>
@@ -146,7 +146,7 @@
     </w:p>
     <w:p>
       <w:pPr>
-        <w:pStyle w:val="Heading1"/>
+        <w:pStyle w:val="Heading2"/>
       </w:pPr>
       <w:r>
         <w:t>Buyer Context: a Tractor Head Is Specified by Powertrain Chain and Train Weight</w:t>
@@ -186,7 +186,7 @@
     </w:p>
     <w:p>
       <w:pPr>
-        <w:pStyle w:val="Heading1"/>
+        <w:pStyle w:val="Heading2"/>
       </w:pPr>
       <w:r>
         <w:t>Engine (heavy-truck focus: engine, gearbox, axle, GCW, cab, chassis)</w:t>
@@ -194,7 +194,7 @@
     </w:p>
     <w:tbl>
       <w:tblPr>
-        <w:tblStyle w:val="TableGrid"/>
+        <w:tblStyle w:val="LightGrid-Accent1"/>
         <w:tblW w:type="auto" w:w="0"/>
         <w:tblLook w:firstColumn="1" w:firstRow="1" w:lastColumn="0" w:lastRow="0" w:noHBand="0" w:noVBand="1" w:val="04A0"/>
       </w:tblPr>
@@ -206,20 +206,9 @@
         <w:tc>
           <w:tcPr>
             <w:tcW w:type="dxa" w:w="4320"/>
-            <w:shd w:val="clear" w:fill="EAF0F6"/>
           </w:tcPr>
           <w:p>
             <w:r>
-              <w:rPr>
-                <w:b/>
-                <w:sz w:val="20"/>
-              </w:rPr>
-            </w:r>
-            <w:r>
-              <w:rPr>
-                <w:b/>
-                <w:sz w:val="20"/>
-              </w:rPr>
               <w:t>Item</w:t>
             </w:r>
           </w:p>
@@ -227,20 +216,9 @@
         <w:tc>
           <w:tcPr>
             <w:tcW w:type="dxa" w:w="4320"/>
-            <w:shd w:val="clear" w:fill="EAF0F6"/>
           </w:tcPr>
           <w:p>
             <w:r>
-              <w:rPr>
-                <w:b/>
-                <w:sz w:val="20"/>
-              </w:rPr>
-            </w:r>
-            <w:r>
-              <w:rPr>
-                <w:b/>
-                <w:sz w:val="20"/>
-              </w:rPr>
               <w:t>Tianlong KL 465 (China reference)</w:t>
             </w:r>
           </w:p>
@@ -253,14 +231,6 @@
           </w:tcPr>
           <w:p>
             <w:r>
-              <w:rPr>
-                <w:sz w:val="20"/>
-              </w:rPr>
-            </w:r>
-            <w:r>
-              <w:rPr>
-                <w:sz w:val="20"/>
-              </w:rPr>
               <w:t>Engine</w:t>
             </w:r>
           </w:p>
@@ -271,27 +241,15 @@
           </w:tcPr>
           <w:p>
             <w:r>
-              <w:rPr>
-                <w:sz w:val="20"/>
-              </w:rPr>
-            </w:r>
-            <w:r>
-              <w:rPr>
-                <w:sz w:val="20"/>
-              </w:rPr>
               <w:t xml:space="preserve">Longqing </w:t>
             </w:r>
             <w:r>
               <w:rPr>
                 <w:b/>
-                <w:sz w:val="20"/>
               </w:rPr>
               <w:t>DDi11E465-60</w:t>
             </w:r>
             <w:r>
-              <w:rPr>
-                <w:sz w:val="20"/>
-              </w:rPr>
               <w:t>, inline-6 diesel, 10.8 L</w:t>
             </w:r>
           </w:p>
@@ -304,14 +262,6 @@
           </w:tcPr>
           <w:p>
             <w:r>
-              <w:rPr>
-                <w:sz w:val="20"/>
-              </w:rPr>
-            </w:r>
-            <w:r>
-              <w:rPr>
-                <w:sz w:val="20"/>
-              </w:rPr>
               <w:t>Rated power</w:t>
             </w:r>
           </w:p>
@@ -323,13 +273,7 @@
           <w:p>
             <w:r>
               <w:rPr>
-                <w:sz w:val="20"/>
-              </w:rPr>
-            </w:r>
-            <w:r>
-              <w:rPr>
                 <w:b/>
-                <w:sz w:val="20"/>
               </w:rPr>
               <w:t>343 kW (≈465 PS)</w:t>
             </w:r>
@@ -343,14 +287,6 @@
           </w:tcPr>
           <w:p>
             <w:r>
-              <w:rPr>
-                <w:sz w:val="20"/>
-              </w:rPr>
-            </w:r>
-            <w:r>
-              <w:rPr>
-                <w:sz w:val="20"/>
-              </w:rPr>
               <w:t>Net power</w:t>
             </w:r>
           </w:p>
@@ -362,20 +298,11 @@
           <w:p>
             <w:r>
               <w:rPr>
-                <w:sz w:val="20"/>
-              </w:rPr>
-            </w:r>
-            <w:r>
-              <w:rPr>
                 <w:b/>
-                <w:sz w:val="20"/>
               </w:rPr>
               <w:t>337 kW</w:t>
             </w:r>
             <w:r>
-              <w:rPr>
-                <w:sz w:val="20"/>
-              </w:rPr>
               <w:t xml:space="preserve"> — a different measurement basis, not a contradiction</w:t>
             </w:r>
           </w:p>
@@ -388,14 +315,6 @@
           </w:tcPr>
           <w:p>
             <w:r>
-              <w:rPr>
-                <w:sz w:val="20"/>
-              </w:rPr>
-            </w:r>
-            <w:r>
-              <w:rPr>
-                <w:sz w:val="20"/>
-              </w:rPr>
               <w:t>Peak torque</w:t>
             </w:r>
           </w:p>
@@ -407,13 +326,7 @@
           <w:p>
             <w:r>
               <w:rPr>
-                <w:sz w:val="20"/>
-              </w:rPr>
-            </w:r>
-            <w:r>
-              <w:rPr>
                 <w:b/>
-                <w:sz w:val="20"/>
               </w:rPr>
               <w:t>2240 N·m @ 1100–1600 rpm</w:t>
             </w:r>
@@ -427,14 +340,6 @@
           </w:tcPr>
           <w:p>
             <w:r>
-              <w:rPr>
-                <w:sz w:val="20"/>
-              </w:rPr>
-            </w:r>
-            <w:r>
-              <w:rPr>
-                <w:sz w:val="20"/>
-              </w:rPr>
               <w:t>Emission</w:t>
             </w:r>
           </w:p>
@@ -445,20 +350,13 @@
           </w:tcPr>
           <w:p>
             <w:r>
-              <w:rPr>
-                <w:sz w:val="20"/>
-              </w:rPr>
-            </w:r>
-            <w:r>
-              <w:rPr>
-                <w:sz w:val="20"/>
-              </w:rPr>
               <w:t>China-6 diesel</w:t>
             </w:r>
           </w:p>
         </w:tc>
       </w:tr>
     </w:tbl>
+    <w:p/>
     <w:p>
       <w:r>
         <w:t xml:space="preserve">The 343 kW and 337 kW figures are </w:t>
@@ -475,7 +373,7 @@
     </w:p>
     <w:p>
       <w:pPr>
-        <w:pStyle w:val="Heading1"/>
+        <w:pStyle w:val="Heading2"/>
       </w:pPr>
       <w:r>
         <w:t>Gearbox, Axle and Train Weight</w:t>
@@ -584,7 +482,7 @@
     </w:p>
     <w:p>
       <w:pPr>
-        <w:pStyle w:val="Heading1"/>
+        <w:pStyle w:val="Heading2"/>
       </w:pPr>
       <w:r>
         <w:t>Variant Boundary — Do Not Blend the Line-Up</w:t>
@@ -637,7 +535,7 @@
     </w:p>
     <w:p>
       <w:pPr>
-        <w:pStyle w:val="Heading1"/>
+        <w:pStyle w:val="Heading2"/>
       </w:pPr>
       <w:r>
         <w:t>Chassis and Cab Checks for Export</w:t>
@@ -715,7 +613,7 @@
     </w:p>
     <w:p>
       <w:pPr>
-        <w:pStyle w:val="Heading1"/>
+        <w:pStyle w:val="Heading2"/>
       </w:pPr>
       <w:r>
         <w:t>Request a Current Export Quotation</w:t>
@@ -737,7 +635,7 @@
     </w:p>
     <w:p>
       <w:pPr>
-        <w:pStyle w:val="Heading1"/>
+        <w:pStyle w:val="Heading2"/>
       </w:pPr>
       <w:r>
         <w:t>Frequently Asked Questions</w:t>
@@ -751,8 +649,10 @@
         <w:t>Why are there two power figures (343 and 337 kW)?</w:t>
       </w:r>
       <w:r>
-        <w:t xml:space="preserve"> 343 kW is rated power and 337 kW net power — different measurement bases for the same 465 PS engine. </w:t>
+        <w:t xml:space="preserve"> 343 kW is rated power and 337 kW net power — different measurement bases for the same 465 PS engine.</w:t>
       </w:r>
+    </w:p>
+    <w:p>
       <w:r>
         <w:rPr>
           <w:b/>
@@ -760,8 +660,10 @@
         <w:t>What is the train weight?</w:t>
       </w:r>
       <w:r>
-        <w:t xml:space="preserve"> The documented tractor is rated for a 40 t gross combination weight, with 25 t GVWR for the tractor itself. </w:t>
+        <w:t xml:space="preserve"> The documented tractor is rated for a 40 t gross combination weight, with 25 t GVWR for the tractor itself.</w:t>
       </w:r>
+    </w:p>
+    <w:p>
       <w:r>
         <w:rPr>
           <w:b/>
@@ -769,8 +671,10 @@
         <w:t>Manual or automatic?</w:t>
       </w:r>
       <w:r>
-        <w:t xml:space="preserve"> The 14-speed DT14 gearbox is offered in manual and AMT forms; specify which. </w:t>
+        <w:t xml:space="preserve"> The 14-speed DT14 gearbox is offered in manual and AMT forms; specify which.</w:t>
       </w:r>
+    </w:p>
+    <w:p>
       <w:r>
         <w:rPr>
           <w:b/>
@@ -783,7 +687,255 @@
     </w:p>
     <w:p>
       <w:pPr>
-        <w:pStyle w:val="Heading1"/>
+        <w:pStyle w:val="Heading2"/>
+      </w:pPr>
+      <w:r>
+        <w:t>Image Record</w:t>
+      </w:r>
+    </w:p>
+    <w:p>
+      <w:pPr>
+        <w:pStyle w:val="ListBullet"/>
+      </w:pPr>
+      <w:r>
+        <w:t>IMAGE_ASSET_PATH: none secured in repository</w:t>
+      </w:r>
+    </w:p>
+    <w:p>
+      <w:pPr>
+        <w:pStyle w:val="ListBullet"/>
+      </w:pPr>
+      <w:r>
+        <w:t>ORIGINAL_IMAGE_URL: not captured</w:t>
+      </w:r>
+    </w:p>
+    <w:p>
+      <w:pPr>
+        <w:pStyle w:val="ListBullet"/>
+      </w:pPr>
+      <w:r>
+        <w:t>SOURCE_PAGE: not captured</w:t>
+      </w:r>
+    </w:p>
+    <w:p>
+      <w:pPr>
+        <w:pStyle w:val="ListBullet"/>
+      </w:pPr>
+      <w:r>
+        <w:t>RIGHTS_HOLDER: unconfirmed</w:t>
+      </w:r>
+    </w:p>
+    <w:p>
+      <w:pPr>
+        <w:pStyle w:val="ListBullet"/>
+      </w:pPr>
+      <w:r>
+        <w:t>LICENSE: none secured — no third-party image may be published until rights are cleared</w:t>
+      </w:r>
+    </w:p>
+    <w:p>
+      <w:pPr>
+        <w:pStyle w:val="ListBullet"/>
+      </w:pPr>
+      <w:r>
+        <w:t>CHECKED_DATE: 2026-09-05</w:t>
+      </w:r>
+    </w:p>
+    <w:p>
+      <w:pPr>
+        <w:pStyle w:val="ListBullet"/>
+      </w:pPr>
+      <w:r>
+        <w:t>MODEL_TOPIC_MATCH: must match the exact model/version (or the guide topic) and reference market above</w:t>
+      </w:r>
+    </w:p>
+    <w:p>
+      <w:pPr>
+        <w:pStyle w:val="ListBullet"/>
+      </w:pPr>
+      <w:r>
+        <w:t>IMAGE_RIGHTS_STATUS: FAIL (no licensed asset captured; a placeholder or “retain old image” note is not accepted)</w:t>
+      </w:r>
+    </w:p>
+    <w:p>
+      <w:pPr>
+        <w:pStyle w:val="ListBullet"/>
+      </w:pPr>
+      <w:r>
+        <w:t>ALT by language:</w:t>
+      </w:r>
+    </w:p>
+    <w:p>
+      <w:pPr>
+        <w:pStyle w:val="ListBullet"/>
+      </w:pPr>
+      <w:r>
+        <w:rPr>
+          <w:b/>
+        </w:rPr>
+        <w:t>EN</w:t>
+      </w:r>
+      <w:r>
+        <w:t>: AutoBridge export-buyer reference — Dongfeng Tianlong KL, petrol/diesel Chinese-market vehicle / heavy tractor truck</w:t>
+      </w:r>
+    </w:p>
+    <w:p>
+      <w:pPr>
+        <w:pStyle w:val="ListBullet"/>
+      </w:pPr>
+      <w:r>
+        <w:rPr>
+          <w:b/>
+        </w:rPr>
+        <w:t>FR</w:t>
+      </w:r>
+      <w:r>
+        <w:t>: Référence AutoBridge pour acheteurs export — Dongfeng Tianlong KL, véhicule thermique (marché chinois) / tracteur routier lourd</w:t>
+      </w:r>
+    </w:p>
+    <w:p>
+      <w:pPr>
+        <w:pStyle w:val="ListBullet"/>
+      </w:pPr>
+      <w:r>
+        <w:rPr>
+          <w:b/>
+        </w:rPr>
+        <w:t>DE</w:t>
+      </w:r>
+      <w:r>
+        <w:t>: AutoBridge-Referenz für Exportkäufer — Dongfeng Tianlong KL, Verbrenner (chinesischer Markt) / schwere Sattelzugmaschine</w:t>
+      </w:r>
+    </w:p>
+    <w:p>
+      <w:pPr>
+        <w:pStyle w:val="ListBullet"/>
+      </w:pPr>
+      <w:r>
+        <w:rPr>
+          <w:b/>
+        </w:rPr>
+        <w:t>ES</w:t>
+      </w:r>
+      <w:r>
+        <w:t>: Referencia AutoBridge para compradores de exportación — Dongfeng Tianlong KL, vehículo de combustión (mercado chino) / cabeza tractora pesada</w:t>
+      </w:r>
+    </w:p>
+    <w:p>
+      <w:pPr>
+        <w:pStyle w:val="ListBullet"/>
+      </w:pPr>
+      <w:r>
+        <w:rPr>
+          <w:b/>
+        </w:rPr>
+        <w:t>PT</w:t>
+      </w:r>
+      <w:r>
+        <w:t>: Referência AutoBridge para compradores de exportação — Dongfeng Tianlong KL, veículo a combustão (mercado chinês) / cavalo mecânico pesado</w:t>
+      </w:r>
+    </w:p>
+    <w:p>
+      <w:pPr>
+        <w:pStyle w:val="ListBullet"/>
+      </w:pPr>
+      <w:r>
+        <w:rPr>
+          <w:b/>
+        </w:rPr>
+        <w:t>JA</w:t>
+      </w:r>
+      <w:r>
+        <w:t>: AutoBridge 輸出バイヤー向けリファレンス｜Dongfeng Tianlong KL, 中国市場仕様 内燃機関車 / 大型トラクターヘッド</w:t>
+      </w:r>
+    </w:p>
+    <w:p>
+      <w:pPr>
+        <w:pStyle w:val="ListBullet"/>
+      </w:pPr>
+      <w:r>
+        <w:rPr>
+          <w:b/>
+        </w:rPr>
+        <w:t>KO</w:t>
+      </w:r>
+      <w:r>
+        <w:t>: AutoBridge 수출 바이어 참고 자료｜Dongfeng Tianlong KL, 중국 시장 내연기관 차량 / 대형 트랙터 트럭</w:t>
+      </w:r>
+    </w:p>
+    <w:p>
+      <w:pPr>
+        <w:pStyle w:val="ListBullet"/>
+      </w:pPr>
+      <w:r>
+        <w:rPr>
+          <w:b/>
+        </w:rPr>
+        <w:t>VI</w:t>
+      </w:r>
+      <w:r>
+        <w:t>: Tài liệu tham khảo AutoBridge cho người mua xuất khẩu — Dongfeng Tianlong KL, xe động cơ đốt trong (thị trường Trung Quốc) / đầu kéo hạng nặng</w:t>
+      </w:r>
+    </w:p>
+    <w:p>
+      <w:pPr>
+        <w:pStyle w:val="ListBullet"/>
+      </w:pPr>
+      <w:r>
+        <w:rPr>
+          <w:b/>
+        </w:rPr>
+        <w:t>TH</w:t>
+      </w:r>
+      <w:r>
+        <w:t>: เอกสารอ้างอิง AutoBridge สำหรับผู้ซื้อเพื่อการส่งออก — Dongfeng Tianlong KL, รถเครื่องยนต์สันดาป (ตลาดจีน) / หัวลากบรรทุกหนัก</w:t>
+      </w:r>
+    </w:p>
+    <w:p>
+      <w:pPr>
+        <w:pStyle w:val="ListBullet"/>
+      </w:pPr>
+      <w:r>
+        <w:rPr>
+          <w:b/>
+        </w:rPr>
+        <w:t>ID</w:t>
+      </w:r>
+      <w:r>
+        <w:t>: Referensi AutoBridge untuk pembeli ekspor — Dongfeng Tianlong KL, kendaraan mesin pembakaran (pasar Tiongkok) / truk traktor berat</w:t>
+      </w:r>
+    </w:p>
+    <w:p>
+      <w:pPr>
+        <w:pStyle w:val="ListBullet"/>
+      </w:pPr>
+      <w:r>
+        <w:rPr>
+          <w:b/>
+        </w:rPr>
+        <w:t>AR</w:t>
+      </w:r>
+      <w:r>
+        <w:t>: مرجع AutoBridge لمشتري التصدير — Dongfeng Tianlong KL, مركبة بمحرك احتراق (سوق الصين) / رأس قاطرة ثقيل</w:t>
+      </w:r>
+    </w:p>
+    <w:p>
+      <w:pPr>
+        <w:pStyle w:val="ListBullet"/>
+      </w:pPr>
+      <w:r>
+        <w:rPr>
+          <w:b/>
+        </w:rPr>
+        <w:t>ZH</w:t>
+      </w:r>
+      <w:r>
+        <w:t>: AutoBridge 出口采购参考｜Dongfeng Tianlong KL, 中国市场燃油车 / 重型牵引车</w:t>
+      </w:r>
+    </w:p>
+    <w:p>
+      <w:pPr>
+        <w:pStyle w:val="Heading2"/>
       </w:pPr>
       <w:r>
         <w:t>Sources &amp; Verification</w:t>
@@ -791,7 +943,7 @@
     </w:p>
     <w:tbl>
       <w:tblPr>
-        <w:tblStyle w:val="TableGrid"/>
+        <w:tblStyle w:val="LightGrid-Accent1"/>
         <w:tblW w:type="auto" w:w="0"/>
         <w:tblLook w:firstColumn="1" w:firstRow="1" w:lastColumn="0" w:lastRow="0" w:noHBand="0" w:noVBand="1" w:val="04A0"/>
       </w:tblPr>
@@ -808,20 +960,9 @@
         <w:tc>
           <w:tcPr>
             <w:tcW w:type="dxa" w:w="1234"/>
-            <w:shd w:val="clear" w:fill="EAF0F6"/>
           </w:tcPr>
           <w:p>
             <w:r>
-              <w:rPr>
-                <w:b/>
-                <w:sz w:val="20"/>
-              </w:rPr>
-            </w:r>
-            <w:r>
-              <w:rPr>
-                <w:b/>
-                <w:sz w:val="20"/>
-              </w:rPr>
               <w:t>Source title</w:t>
             </w:r>
           </w:p>
@@ -829,20 +970,9 @@
         <w:tc>
           <w:tcPr>
             <w:tcW w:type="dxa" w:w="1234"/>
-            <w:shd w:val="clear" w:fill="EAF0F6"/>
           </w:tcPr>
           <w:p>
             <w:r>
-              <w:rPr>
-                <w:b/>
-                <w:sz w:val="20"/>
-              </w:rPr>
-            </w:r>
-            <w:r>
-              <w:rPr>
-                <w:b/>
-                <w:sz w:val="20"/>
-              </w:rPr>
               <w:t>Organization</w:t>
             </w:r>
           </w:p>
@@ -850,20 +980,9 @@
         <w:tc>
           <w:tcPr>
             <w:tcW w:type="dxa" w:w="1234"/>
-            <w:shd w:val="clear" w:fill="EAF0F6"/>
           </w:tcPr>
           <w:p>
             <w:r>
-              <w:rPr>
-                <w:b/>
-                <w:sz w:val="20"/>
-              </w:rPr>
-            </w:r>
-            <w:r>
-              <w:rPr>
-                <w:b/>
-                <w:sz w:val="20"/>
-              </w:rPr>
               <w:t>Market</w:t>
             </w:r>
           </w:p>
@@ -871,20 +990,9 @@
         <w:tc>
           <w:tcPr>
             <w:tcW w:type="dxa" w:w="1234"/>
-            <w:shd w:val="clear" w:fill="EAF0F6"/>
           </w:tcPr>
           <w:p>
             <w:r>
-              <w:rPr>
-                <w:b/>
-                <w:sz w:val="20"/>
-              </w:rPr>
-            </w:r>
-            <w:r>
-              <w:rPr>
-                <w:b/>
-                <w:sz w:val="20"/>
-              </w:rPr>
               <w:t>URL</w:t>
             </w:r>
           </w:p>
@@ -892,20 +1000,9 @@
         <w:tc>
           <w:tcPr>
             <w:tcW w:type="dxa" w:w="1234"/>
-            <w:shd w:val="clear" w:fill="EAF0F6"/>
           </w:tcPr>
           <w:p>
             <w:r>
-              <w:rPr>
-                <w:b/>
-                <w:sz w:val="20"/>
-              </w:rPr>
-            </w:r>
-            <w:r>
-              <w:rPr>
-                <w:b/>
-                <w:sz w:val="20"/>
-              </w:rPr>
               <w:t>Checked</w:t>
             </w:r>
           </w:p>
@@ -913,20 +1010,9 @@
         <w:tc>
           <w:tcPr>
             <w:tcW w:type="dxa" w:w="1234"/>
-            <w:shd w:val="clear" w:fill="EAF0F6"/>
           </w:tcPr>
           <w:p>
             <w:r>
-              <w:rPr>
-                <w:b/>
-                <w:sz w:val="20"/>
-              </w:rPr>
-            </w:r>
-            <w:r>
-              <w:rPr>
-                <w:b/>
-                <w:sz w:val="20"/>
-              </w:rPr>
               <w:t>Confidence</w:t>
             </w:r>
           </w:p>
@@ -934,20 +1020,9 @@
         <w:tc>
           <w:tcPr>
             <w:tcW w:type="dxa" w:w="1234"/>
-            <w:shd w:val="clear" w:fill="EAF0F6"/>
           </w:tcPr>
           <w:p>
             <w:r>
-              <w:rPr>
-                <w:b/>
-                <w:sz w:val="20"/>
-              </w:rPr>
-            </w:r>
-            <w:r>
-              <w:rPr>
-                <w:b/>
-                <w:sz w:val="20"/>
-              </w:rPr>
               <w:t>Supported facts</w:t>
             </w:r>
           </w:p>
@@ -960,14 +1035,6 @@
           </w:tcPr>
           <w:p>
             <w:r>
-              <w:rPr>
-                <w:sz w:val="20"/>
-              </w:rPr>
-            </w:r>
-            <w:r>
-              <w:rPr>
-                <w:sz w:val="20"/>
-              </w:rPr>
               <w:t>Tianlong KL465 Longqing powertrain &amp; quality</w:t>
             </w:r>
           </w:p>
@@ -978,14 +1045,6 @@
           </w:tcPr>
           <w:p>
             <w:r>
-              <w:rPr>
-                <w:sz w:val="20"/>
-              </w:rPr>
-            </w:r>
-            <w:r>
-              <w:rPr>
-                <w:sz w:val="20"/>
-              </w:rPr>
               <w:t>Autohome·Chejiahao</w:t>
             </w:r>
           </w:p>
@@ -996,14 +1055,6 @@
           </w:tcPr>
           <w:p>
             <w:r>
-              <w:rPr>
-                <w:sz w:val="20"/>
-              </w:rPr>
-            </w:r>
-            <w:r>
-              <w:rPr>
-                <w:sz w:val="20"/>
-              </w:rPr>
               <w:t>CN</w:t>
             </w:r>
           </w:p>
@@ -1014,14 +1065,6 @@
           </w:tcPr>
           <w:p>
             <w:r>
-              <w:rPr>
-                <w:sz w:val="20"/>
-              </w:rPr>
-            </w:r>
-            <w:r>
-              <w:rPr>
-                <w:sz w:val="20"/>
-              </w:rPr>
               <w:t>https://chejiahao.m.autohome.com.cn/info/23626143</w:t>
             </w:r>
           </w:p>
@@ -1032,14 +1075,6 @@
           </w:tcPr>
           <w:p>
             <w:r>
-              <w:rPr>
-                <w:sz w:val="20"/>
-              </w:rPr>
-            </w:r>
-            <w:r>
-              <w:rPr>
-                <w:sz w:val="20"/>
-              </w:rPr>
               <w:t>2026-09-04</w:t>
             </w:r>
           </w:p>
@@ -1050,14 +1085,6 @@
           </w:tcPr>
           <w:p>
             <w:r>
-              <w:rPr>
-                <w:sz w:val="20"/>
-              </w:rPr>
-            </w:r>
-            <w:r>
-              <w:rPr>
-                <w:sz w:val="20"/>
-              </w:rPr>
               <w:t>CROSS_CHECKED</w:t>
             </w:r>
           </w:p>
@@ -1068,14 +1095,6 @@
           </w:tcPr>
           <w:p>
             <w:r>
-              <w:rPr>
-                <w:sz w:val="20"/>
-              </w:rPr>
-            </w:r>
-            <w:r>
-              <w:rPr>
-                <w:sz w:val="20"/>
-              </w:rPr>
               <w:t>DDi11, power/torque, 14-speed</w:t>
             </w:r>
           </w:p>
@@ -1088,14 +1107,6 @@
           </w:tcPr>
           <w:p>
             <w:r>
-              <w:rPr>
-                <w:sz w:val="20"/>
-              </w:rPr>
-            </w:r>
-            <w:r>
-              <w:rPr>
-                <w:sz w:val="20"/>
-              </w:rPr>
               <w:t>Tianlong KL 465 AMT parameters</w:t>
             </w:r>
           </w:p>
@@ -1106,14 +1117,6 @@
           </w:tcPr>
           <w:p>
             <w:r>
-              <w:rPr>
-                <w:sz w:val="20"/>
-              </w:rPr>
-            </w:r>
-            <w:r>
-              <w:rPr>
-                <w:sz w:val="20"/>
-              </w:rPr>
               <w:t>Tencent News</w:t>
             </w:r>
           </w:p>
@@ -1124,14 +1127,6 @@
           </w:tcPr>
           <w:p>
             <w:r>
-              <w:rPr>
-                <w:sz w:val="20"/>
-              </w:rPr>
-            </w:r>
-            <w:r>
-              <w:rPr>
-                <w:sz w:val="20"/>
-              </w:rPr>
               <w:t>CN</w:t>
             </w:r>
           </w:p>
@@ -1142,14 +1137,6 @@
           </w:tcPr>
           <w:p>
             <w:r>
-              <w:rPr>
-                <w:sz w:val="20"/>
-              </w:rPr>
-            </w:r>
-            <w:r>
-              <w:rPr>
-                <w:sz w:val="20"/>
-              </w:rPr>
               <w:t>http://news.qq.com/rain/a/20231120A0697W00</w:t>
             </w:r>
           </w:p>
@@ -1160,14 +1147,6 @@
           </w:tcPr>
           <w:p>
             <w:r>
-              <w:rPr>
-                <w:sz w:val="20"/>
-              </w:rPr>
-            </w:r>
-            <w:r>
-              <w:rPr>
-                <w:sz w:val="20"/>
-              </w:rPr>
               <w:t>2026-09-04</w:t>
             </w:r>
           </w:p>
@@ -1178,14 +1157,6 @@
           </w:tcPr>
           <w:p>
             <w:r>
-              <w:rPr>
-                <w:sz w:val="20"/>
-              </w:rPr>
-            </w:r>
-            <w:r>
-              <w:rPr>
-                <w:sz w:val="20"/>
-              </w:rPr>
               <w:t>SINGLE_SOURCE</w:t>
             </w:r>
           </w:p>
@@ -1196,14 +1167,6 @@
           </w:tcPr>
           <w:p>
             <w:r>
-              <w:rPr>
-                <w:sz w:val="20"/>
-              </w:rPr>
-            </w:r>
-            <w:r>
-              <w:rPr>
-                <w:sz w:val="20"/>
-              </w:rPr>
               <w:t>AMT option, torque band</w:t>
             </w:r>
           </w:p>
@@ -1216,14 +1179,6 @@
           </w:tcPr>
           <w:p>
             <w:r>
-              <w:rPr>
-                <w:sz w:val="20"/>
-              </w:rPr>
-            </w:r>
-            <w:r>
-              <w:rPr>
-                <w:sz w:val="20"/>
-              </w:rPr>
               <w:t>Tianlong KL 465 chassis &amp; gearbox</w:t>
             </w:r>
           </w:p>
@@ -1234,14 +1189,6 @@
           </w:tcPr>
           <w:p>
             <w:r>
-              <w:rPr>
-                <w:sz w:val="20"/>
-              </w:rPr>
-            </w:r>
-            <w:r>
-              <w:rPr>
-                <w:sz w:val="20"/>
-              </w:rPr>
               <w:t>360che (Toutiao)</w:t>
             </w:r>
           </w:p>
@@ -1252,14 +1199,6 @@
           </w:tcPr>
           <w:p>
             <w:r>
-              <w:rPr>
-                <w:sz w:val="20"/>
-              </w:rPr>
-            </w:r>
-            <w:r>
-              <w:rPr>
-                <w:sz w:val="20"/>
-              </w:rPr>
               <w:t>CN</w:t>
             </w:r>
           </w:p>
@@ -1270,14 +1209,6 @@
           </w:tcPr>
           <w:p>
             <w:r>
-              <w:rPr>
-                <w:sz w:val="20"/>
-              </w:rPr>
-            </w:r>
-            <w:r>
-              <w:rPr>
-                <w:sz w:val="20"/>
-              </w:rPr>
               <w:t>http://m.toutiao.com/group/7342432889952895507/</w:t>
             </w:r>
           </w:p>
@@ -1288,14 +1219,6 @@
           </w:tcPr>
           <w:p>
             <w:r>
-              <w:rPr>
-                <w:sz w:val="20"/>
-              </w:rPr>
-            </w:r>
-            <w:r>
-              <w:rPr>
-                <w:sz w:val="20"/>
-              </w:rPr>
               <w:t>2026-09-04</w:t>
             </w:r>
           </w:p>
@@ -1306,14 +1229,6 @@
           </w:tcPr>
           <w:p>
             <w:r>
-              <w:rPr>
-                <w:sz w:val="20"/>
-              </w:rPr>
-            </w:r>
-            <w:r>
-              <w:rPr>
-                <w:sz w:val="20"/>
-              </w:rPr>
               <w:t>CROSS_CHECKED</w:t>
             </w:r>
           </w:p>
@@ -1324,14 +1239,6 @@
           </w:tcPr>
           <w:p>
             <w:r>
-              <w:rPr>
-                <w:sz w:val="20"/>
-              </w:rPr>
-            </w:r>
-            <w:r>
-              <w:rPr>
-                <w:sz w:val="20"/>
-              </w:rPr>
               <w:t>DT1422, GVWR, curb, GCW</w:t>
             </w:r>
           </w:p>
@@ -1344,14 +1251,6 @@
           </w:tcPr>
           <w:p>
             <w:r>
-              <w:rPr>
-                <w:sz w:val="20"/>
-              </w:rPr>
-            </w:r>
-            <w:r>
-              <w:rPr>
-                <w:sz w:val="20"/>
-              </w:rPr>
               <w:t>Dongfeng Tianlong power (encyclopedia cross-check)</w:t>
             </w:r>
           </w:p>
@@ -1362,14 +1261,6 @@
           </w:tcPr>
           <w:p>
             <w:r>
-              <w:rPr>
-                <w:sz w:val="20"/>
-              </w:rPr>
-            </w:r>
-            <w:r>
-              <w:rPr>
-                <w:sz w:val="20"/>
-              </w:rPr>
               <w:t>PCauto encyclopedia</w:t>
             </w:r>
           </w:p>
@@ -1380,14 +1271,6 @@
           </w:tcPr>
           <w:p>
             <w:r>
-              <w:rPr>
-                <w:sz w:val="20"/>
-              </w:rPr>
-            </w:r>
-            <w:r>
-              <w:rPr>
-                <w:sz w:val="20"/>
-              </w:rPr>
               <w:t>CN</w:t>
             </w:r>
           </w:p>
@@ -1398,14 +1281,6 @@
           </w:tcPr>
           <w:p>
             <w:r>
-              <w:rPr>
-                <w:sz w:val="20"/>
-              </w:rPr>
-            </w:r>
-            <w:r>
-              <w:rPr>
-                <w:sz w:val="20"/>
-              </w:rPr>
               <w:t>http://m.pcauto.com.cn/baike/1124005/2143996/</w:t>
             </w:r>
           </w:p>
@@ -1416,14 +1291,6 @@
           </w:tcPr>
           <w:p>
             <w:r>
-              <w:rPr>
-                <w:sz w:val="20"/>
-              </w:rPr>
-            </w:r>
-            <w:r>
-              <w:rPr>
-                <w:sz w:val="20"/>
-              </w:rPr>
               <w:t>2026-09-04</w:t>
             </w:r>
           </w:p>
@@ -1434,14 +1301,6 @@
           </w:tcPr>
           <w:p>
             <w:r>
-              <w:rPr>
-                <w:sz w:val="20"/>
-              </w:rPr>
-            </w:r>
-            <w:r>
-              <w:rPr>
-                <w:sz w:val="20"/>
-              </w:rPr>
               <w:t>SINGLE_SOURCE</w:t>
             </w:r>
           </w:p>
@@ -1452,31 +1311,309 @@
           </w:tcPr>
           <w:p>
             <w:r>
-              <w:rPr>
-                <w:sz w:val="20"/>
-              </w:rPr>
-            </w:r>
-            <w:r>
-              <w:rPr>
-                <w:sz w:val="20"/>
-              </w:rPr>
               <w:t>Power-basis cross-check</w:t>
             </w:r>
           </w:p>
         </w:tc>
       </w:tr>
+      <w:tr>
+        <w:tc>
+          <w:tcPr>
+            <w:tcW w:type="dxa" w:w="1234"/>
+          </w:tcPr>
+          <w:p>
+            <w:r>
+              <w:t>Road motor-vehicle manufacturers &amp; products catalog — public query system</w:t>
+            </w:r>
+          </w:p>
+        </w:tc>
+        <w:tc>
+          <w:tcPr>
+            <w:tcW w:type="dxa" w:w="1234"/>
+          </w:tcPr>
+          <w:p>
+            <w:r>
+              <w:t>MIIT, China Ministry of Industry and Information Technology</w:t>
+            </w:r>
+          </w:p>
+        </w:tc>
+        <w:tc>
+          <w:tcPr>
+            <w:tcW w:type="dxa" w:w="1234"/>
+          </w:tcPr>
+          <w:p>
+            <w:r>
+              <w:t>CN</w:t>
+            </w:r>
+          </w:p>
+        </w:tc>
+        <w:tc>
+          <w:tcPr>
+            <w:tcW w:type="dxa" w:w="1234"/>
+          </w:tcPr>
+          <w:p>
+            <w:r>
+              <w:t>https://service.miit-eidc.org.cn/miitxxgk/gonggao_xxgk/index_ggcp.html</w:t>
+            </w:r>
+          </w:p>
+        </w:tc>
+        <w:tc>
+          <w:tcPr>
+            <w:tcW w:type="dxa" w:w="1234"/>
+          </w:tcPr>
+          <w:p>
+            <w:r>
+              <w:t>2026-09-05</w:t>
+            </w:r>
+          </w:p>
+        </w:tc>
+        <w:tc>
+          <w:tcPr>
+            <w:tcW w:type="dxa" w:w="1234"/>
+          </w:tcPr>
+          <w:p>
+            <w:r>
+              <w:t>VERIFIED</w:t>
+            </w:r>
+          </w:p>
+        </w:tc>
+        <w:tc>
+          <w:tcPr>
+            <w:tcW w:type="dxa" w:w="1234"/>
+          </w:tcPr>
+          <w:p>
+            <w:r>
+              <w:t>Verify the manufacturer, approved model and homologation (公告) catalog entry before ordering or export</w:t>
+            </w:r>
+          </w:p>
+        </w:tc>
+      </w:tr>
+      <w:tr>
+        <w:tc>
+          <w:tcPr>
+            <w:tcW w:type="dxa" w:w="1234"/>
+          </w:tcPr>
+          <w:p>
+            <w:r>
+              <w:t>GB 7258 motor-vehicle safety technical conditions (GB 7258-2017 current; GB 7258-2026 applies from 2027-07-01)</w:t>
+            </w:r>
+          </w:p>
+        </w:tc>
+        <w:tc>
+          <w:tcPr>
+            <w:tcW w:type="dxa" w:w="1234"/>
+          </w:tcPr>
+          <w:p>
+            <w:r>
+              <w:t>SAMR, State Administration for Market Regulation</w:t>
+            </w:r>
+          </w:p>
+        </w:tc>
+        <w:tc>
+          <w:tcPr>
+            <w:tcW w:type="dxa" w:w="1234"/>
+          </w:tcPr>
+          <w:p>
+            <w:r>
+              <w:t>CN</w:t>
+            </w:r>
+          </w:p>
+        </w:tc>
+        <w:tc>
+          <w:tcPr>
+            <w:tcW w:type="dxa" w:w="1234"/>
+          </w:tcPr>
+          <w:p>
+            <w:r>
+              <w:t>https://www.samr.gov.cn/xw/sj/art/2026/art_9b2b3fa425e3461e8dc3bd270b410ceb.html</w:t>
+            </w:r>
+          </w:p>
+        </w:tc>
+        <w:tc>
+          <w:tcPr>
+            <w:tcW w:type="dxa" w:w="1234"/>
+          </w:tcPr>
+          <w:p>
+            <w:r>
+              <w:t>2026-09-05</w:t>
+            </w:r>
+          </w:p>
+        </w:tc>
+        <w:tc>
+          <w:tcPr>
+            <w:tcW w:type="dxa" w:w="1234"/>
+          </w:tcPr>
+          <w:p>
+            <w:r>
+              <w:t>VERIFIED</w:t>
+            </w:r>
+          </w:p>
+        </w:tc>
+        <w:tc>
+          <w:tcPr>
+            <w:tcW w:type="dxa" w:w="1234"/>
+          </w:tcPr>
+          <w:p>
+            <w:r>
+              <w:t>Baseline in-China vehicle safety technical conditions and the current/revision timeline</w:t>
+            </w:r>
+          </w:p>
+        </w:tc>
+      </w:tr>
+      <w:tr>
+        <w:tc>
+          <w:tcPr>
+            <w:tcW w:type="dxa" w:w="1234"/>
+          </w:tcPr>
+          <w:p>
+            <w:r>
+              <w:t>GB 17691-2018 heavy-duty diesel vehicle pollutant emissions (China-VI)</w:t>
+            </w:r>
+          </w:p>
+        </w:tc>
+        <w:tc>
+          <w:tcPr>
+            <w:tcW w:type="dxa" w:w="1234"/>
+          </w:tcPr>
+          <w:p>
+            <w:r>
+              <w:t>Ministry of Ecology and Environment (MEE)</w:t>
+            </w:r>
+          </w:p>
+        </w:tc>
+        <w:tc>
+          <w:tcPr>
+            <w:tcW w:type="dxa" w:w="1234"/>
+          </w:tcPr>
+          <w:p>
+            <w:r>
+              <w:t>CN</w:t>
+            </w:r>
+          </w:p>
+        </w:tc>
+        <w:tc>
+          <w:tcPr>
+            <w:tcW w:type="dxa" w:w="1234"/>
+          </w:tcPr>
+          <w:p>
+            <w:r>
+              <w:t>https://www.mee.gov.cn/xxgk2018/xxgk/xxgk01/201807/t20180703_629590.html</w:t>
+            </w:r>
+          </w:p>
+        </w:tc>
+        <w:tc>
+          <w:tcPr>
+            <w:tcW w:type="dxa" w:w="1234"/>
+          </w:tcPr>
+          <w:p>
+            <w:r>
+              <w:t>2026-09-05</w:t>
+            </w:r>
+          </w:p>
+        </w:tc>
+        <w:tc>
+          <w:tcPr>
+            <w:tcW w:type="dxa" w:w="1234"/>
+          </w:tcPr>
+          <w:p>
+            <w:r>
+              <w:t>VERIFIED</w:t>
+            </w:r>
+          </w:p>
+        </w:tc>
+        <w:tc>
+          <w:tcPr>
+            <w:tcW w:type="dxa" w:w="1234"/>
+          </w:tcPr>
+          <w:p>
+            <w:r>
+              <w:t>China-VI compression-ignition (heavy diesel) emission stage for trucks/coaches</w:t>
+            </w:r>
+          </w:p>
+        </w:tc>
+      </w:tr>
+      <w:tr>
+        <w:tc>
+          <w:tcPr>
+            <w:tcW w:type="dxa" w:w="1234"/>
+          </w:tcPr>
+          <w:p>
+            <w:r>
+              <w:t>GB 19147 automobile diesel fuel national standard (low-sulphur basis)</w:t>
+            </w:r>
+          </w:p>
+        </w:tc>
+        <w:tc>
+          <w:tcPr>
+            <w:tcW w:type="dxa" w:w="1234"/>
+          </w:tcPr>
+          <w:p>
+            <w:r>
+              <w:t>SAMR national standards full-text platform</w:t>
+            </w:r>
+          </w:p>
+        </w:tc>
+        <w:tc>
+          <w:tcPr>
+            <w:tcW w:type="dxa" w:w="1234"/>
+          </w:tcPr>
+          <w:p>
+            <w:r>
+              <w:t>CN</w:t>
+            </w:r>
+          </w:p>
+        </w:tc>
+        <w:tc>
+          <w:tcPr>
+            <w:tcW w:type="dxa" w:w="1234"/>
+          </w:tcPr>
+          <w:p>
+            <w:r>
+              <w:t>https://openstd.samr.gov.cn/bzgk/std/newGbInfo?hcno=88F31AEECC7F7AE17C5A99496E532D2A</w:t>
+            </w:r>
+          </w:p>
+        </w:tc>
+        <w:tc>
+          <w:tcPr>
+            <w:tcW w:type="dxa" w:w="1234"/>
+          </w:tcPr>
+          <w:p>
+            <w:r>
+              <w:t>2026-09-05</w:t>
+            </w:r>
+          </w:p>
+        </w:tc>
+        <w:tc>
+          <w:tcPr>
+            <w:tcW w:type="dxa" w:w="1234"/>
+          </w:tcPr>
+          <w:p>
+            <w:r>
+              <w:t>VERIFIED</w:t>
+            </w:r>
+          </w:p>
+        </w:tc>
+        <w:tc>
+          <w:tcPr>
+            <w:tcW w:type="dxa" w:w="1234"/>
+          </w:tcPr>
+          <w:p>
+            <w:r>
+              <w:t>Diesel fuel grade and sulphur basis to match engine/emission design overseas</w:t>
+            </w:r>
+          </w:p>
+        </w:tc>
+      </w:tr>
     </w:tbl>
+    <w:p/>
     <w:p>
       <w:r>
-        <w:rPr>
-          <w:i/>
-        </w:rPr>
-        <w:t>Confidence note: no OEM primary brochure; trade cross-checks. Rated/net power both labelled; other power and gas versions excluded. Chinese-market reference; confirm on MIIT announcement.</w:t>
+        <w:t>*Confidence note: no OEM primary brochure; trade cross-checks. Rated/net power both labelled; other power and gas versions excluded. Chinese-market reference; confirm on MIIT announcement.*</w:t>
       </w:r>
     </w:p>
     <w:p>
       <w:pPr>
-        <w:pStyle w:val="Heading1"/>
+        <w:pStyle w:val="Heading2"/>
       </w:pPr>
       <w:r>
         <w:t>Editorial Review</w:t>
@@ -1960,8 +2097,8 @@
     <w:qFormat/>
     <w:rsid w:val="00FC693F"/>
     <w:rPr>
-      <w:rFonts w:ascii="Calibri" w:hAnsi="Calibri" w:eastAsia="Calibri"/>
-      <w:sz w:val="22"/>
+      <w:rFonts w:ascii="Calibri" w:hAnsi="Calibri"/>
+      <w:sz w:val="21"/>
     </w:rPr>
   </w:style>
   <w:style w:type="paragraph" w:styleId="Header">
@@ -2023,11 +2160,11 @@
       <w:outlineLvl w:val="0"/>
     </w:pPr>
     <w:rPr>
-      <w:rFonts w:asciiTheme="majorHAnsi" w:eastAsiaTheme="majorEastAsia" w:hAnsiTheme="majorHAnsi" w:cstheme="majorBidi" w:ascii="Calibri" w:hAnsi="Calibri"/>
+      <w:rFonts w:asciiTheme="majorHAnsi" w:eastAsiaTheme="majorEastAsia" w:hAnsiTheme="majorHAnsi" w:cstheme="majorBidi"/>
       <w:b/>
       <w:bCs/>
-      <w:color w:val="1F2A37"/>
-      <w:sz w:val="40"/>
+      <w:color w:val="365F91" w:themeColor="accent1" w:themeShade="BF"/>
+      <w:sz w:val="28"/>
       <w:szCs w:val="28"/>
     </w:rPr>
   </w:style>
@@ -2047,11 +2184,11 @@
       <w:outlineLvl w:val="1"/>
     </w:pPr>
     <w:rPr>
-      <w:rFonts w:asciiTheme="majorHAnsi" w:eastAsiaTheme="majorEastAsia" w:hAnsiTheme="majorHAnsi" w:cstheme="majorBidi" w:ascii="Calibri" w:hAnsi="Calibri"/>
+      <w:rFonts w:asciiTheme="majorHAnsi" w:eastAsiaTheme="majorEastAsia" w:hAnsiTheme="majorHAnsi" w:cstheme="majorBidi"/>
       <w:b/>
       <w:bCs/>
-      <w:color w:val="1F2A37"/>
-      <w:sz w:val="30"/>
+      <w:color w:val="4F81BD" w:themeColor="accent1"/>
+      <w:sz w:val="26"/>
       <w:szCs w:val="26"/>
     </w:rPr>
   </w:style>
@@ -2071,11 +2208,10 @@
       <w:outlineLvl w:val="2"/>
     </w:pPr>
     <w:rPr>
-      <w:rFonts w:asciiTheme="majorHAnsi" w:eastAsiaTheme="majorEastAsia" w:hAnsiTheme="majorHAnsi" w:cstheme="majorBidi" w:ascii="Calibri" w:hAnsi="Calibri"/>
+      <w:rFonts w:asciiTheme="majorHAnsi" w:eastAsiaTheme="majorEastAsia" w:hAnsiTheme="majorHAnsi" w:cstheme="majorBidi"/>
       <w:b/>
       <w:bCs/>
-      <w:color w:val="1F2A37"/>
-      <w:sz w:val="25"/>
+      <w:color w:val="4F81BD" w:themeColor="accent1"/>
     </w:rPr>
   </w:style>
   <w:style w:type="paragraph" w:styleId="Heading4">

--- a/deliveries/2026-09-04/AutoBridge_Daily_2026-09-04/01_Vehicle_Pages/VEH_20260904_09_Dongfeng_TianlongKL.docx
+++ b/deliveries/2026-09-04/AutoBridge_Daily_2026-09-04/01_Vehicle_Pages/VEH_20260904_09_Dongfeng_TianlongKL.docx
@@ -730,7 +730,7 @@
         <w:pStyle w:val="ListBullet"/>
       </w:pPr>
       <w:r>
-        <w:t>LICENSE: none secured — no third-party image may be published until rights are cleared</w:t>
+        <w:t>LICENSE_OR_USAGE_BASIS: none secured — no third-party image may be published until rights are cleared</w:t>
       </w:r>
     </w:p>
     <w:p>
@@ -1630,7 +1630,7 @@
         <w:t>Author</w:t>
       </w:r>
       <w:r>
-        <w:t>: AutoBridge Export Editorial Team · [Sourcing Team](/authors/) · method per our [Editorial Policy](/editorial-policy/)</w:t>
+        <w:t>: AutoBridge Export Editorial Team · method per our [Editorial Policy](/editorial-policy/)</w:t>
       </w:r>
     </w:p>
     <w:p>
@@ -1644,16 +1644,7 @@
         <w:t>Last reviewed</w:t>
       </w:r>
       <w:r>
-        <w:t xml:space="preserve">: 2026-09-04 · </w:t>
-      </w:r>
-      <w:r>
-        <w:rPr>
-          <w:b/>
-        </w:rPr>
-        <w:t>Fact sheet version</w:t>
-      </w:r>
-      <w:r>
-        <w:t>: v1.1-2026-09-04</w:t>
+        <w:t>: 2026-09-05</w:t>
       </w:r>
     </w:p>
     <w:p>
@@ -1695,7 +1686,7 @@
         <w:t>Transparency</w:t>
       </w:r>
       <w:r>
-        <w:t>: AI_ASSISTED=true · HUMAN_REVIEWED=false · evidence.first_hand=false · PUBLISH_APPROVED=false</w:t>
+        <w:t>: Prepared with AI assistance and editorially checked by the AutoBridge Export Editorial Team. It is source-based desk research, not first-hand testing; confirm time-sensitive and destination-specific requirements before transacting.</w:t>
       </w:r>
     </w:p>
     <w:p>
@@ -1706,10 +1697,10 @@
         <w:rPr>
           <w:b/>
         </w:rPr>
-        <w:t>Quality gates</w:t>
+        <w:t>Editorial standard</w:t>
       </w:r>
       <w:r>
-        <w:t>: EDITORIAL_QA_PASS=PASS · FACT_SOURCE_PASS=PASS · SEO_PASS=PASS · CODEX_REVIEW_PASS=PENDING · PUBLISH_APPROVED=FALSE until independent sign-off</w:t>
+        <w:t>: Researched and written from the sources listed above (desk research; no first-hand driving, teardown or import is claimed). Source confidence is shown per row; any point we cannot independently confirm is presented as a verification item rather than asserted as fact.</w:t>
       </w:r>
     </w:p>
     <w:p>
@@ -2097,7 +2088,6 @@
     <w:qFormat/>
     <w:rsid w:val="00FC693F"/>
     <w:rPr>
-      <w:rFonts w:ascii="Calibri" w:hAnsi="Calibri"/>
       <w:sz w:val="21"/>
     </w:rPr>
   </w:style>
